--- a/CV_Carlos Oliveira -2025.docx
+++ b/CV_Carlos Oliveira -2025.docx
@@ -1356,6 +1356,28 @@
               </w:rPr>
               <w:t xml:space="preserve"> </w:t>
             </w:r>
+            <w:proofErr w:type="spellStart"/>
+            <w:r>
+              <w:rPr>
+                <w:rFonts w:ascii="Cambria"/>
+                <w:b/>
+                <w:color w:val="FFFFFF"/>
+                <w:spacing w:val="-8"/>
+                <w:sz w:val="20"/>
+              </w:rPr>
+              <w:t>Aubay</w:t>
+            </w:r>
+            <w:proofErr w:type="spellEnd"/>
+            <w:r>
+              <w:rPr>
+                <w:rFonts w:ascii="Cambria"/>
+                <w:b/>
+                <w:color w:val="FFFFFF"/>
+                <w:spacing w:val="-8"/>
+                <w:sz w:val="20"/>
+              </w:rPr>
+              <w:t xml:space="preserve">  @Lisbon - </w:t>
+            </w:r>
             <w:r>
               <w:rPr>
                 <w:rFonts w:ascii="Cambria"/>
@@ -2351,7 +2373,27 @@
                 <w:w w:val="105"/>
                 <w:sz w:val="20"/>
               </w:rPr>
-              <w:t>Rumos Academy – Test Engineer</w:t>
+              <w:t xml:space="preserve">Rumos Academy </w:t>
+            </w:r>
+            <w:r>
+              <w:rPr>
+                <w:rFonts w:ascii="Cambria" w:hAnsi="Cambria"/>
+                <w:b/>
+                <w:color w:val="FFFFFF"/>
+                <w:w w:val="105"/>
+                <w:sz w:val="20"/>
+              </w:rPr>
+              <w:t xml:space="preserve"> @Lisbon </w:t>
+            </w:r>
+            <w:r>
+              <w:rPr>
+                <w:rFonts w:ascii="Cambria" w:hAnsi="Cambria"/>
+                <w:b/>
+                <w:color w:val="FFFFFF"/>
+                <w:w w:val="105"/>
+                <w:sz w:val="20"/>
+              </w:rPr>
+              <w:t>– Test Engineer</w:t>
             </w:r>
             <w:r>
               <w:rPr>
@@ -2745,7 +2787,29 @@
                 <w:w w:val="105"/>
                 <w:sz w:val="20"/>
               </w:rPr>
-              <w:t xml:space="preserve"> Finance | Bank area – Full-time</w:t>
+              <w:t xml:space="preserve"> Finance | </w:t>
+            </w:r>
+            <w:r>
+              <w:rPr>
+                <w:rFonts w:ascii="Cambria" w:hAnsi="Cambria"/>
+                <w:b/>
+                <w:color w:val="FFFFFF"/>
+                <w:spacing w:val="21"/>
+                <w:w w:val="105"/>
+                <w:sz w:val="20"/>
+              </w:rPr>
+              <w:t>Finance</w:t>
+            </w:r>
+            <w:r>
+              <w:rPr>
+                <w:rFonts w:ascii="Cambria" w:hAnsi="Cambria"/>
+                <w:b/>
+                <w:color w:val="FFFFFF"/>
+                <w:spacing w:val="21"/>
+                <w:w w:val="105"/>
+                <w:sz w:val="20"/>
+              </w:rPr>
+              <w:t xml:space="preserve"> area – Full-time</w:t>
             </w:r>
           </w:p>
         </w:tc>
@@ -3063,109 +3127,7 @@
               <w:ind w:left="110"/>
             </w:pPr>
             <w:r>
-              <w:t>Ecommerce</w:t>
-            </w:r>
-            <w:r>
-              <w:rPr>
-                <w:spacing w:val="-7"/>
-              </w:rPr>
-              <w:t xml:space="preserve"> </w:t>
-            </w:r>
-            <w:r>
-              <w:t>AI</w:t>
-            </w:r>
-            <w:r>
-              <w:rPr>
-                <w:spacing w:val="-10"/>
-              </w:rPr>
-              <w:t xml:space="preserve"> </w:t>
-            </w:r>
-            <w:r>
-              <w:t>platform</w:t>
-            </w:r>
-            <w:r>
-              <w:rPr>
-                <w:spacing w:val="-7"/>
-              </w:rPr>
-              <w:t xml:space="preserve"> </w:t>
-            </w:r>
-            <w:r>
-              <w:t>for</w:t>
-            </w:r>
-            <w:r>
-              <w:rPr>
-                <w:spacing w:val="-13"/>
-              </w:rPr>
-              <w:t xml:space="preserve"> </w:t>
-            </w:r>
-            <w:r>
-              <w:t>VW,</w:t>
-            </w:r>
-            <w:r>
-              <w:rPr>
-                <w:spacing w:val="-9"/>
-              </w:rPr>
-              <w:t xml:space="preserve"> </w:t>
-            </w:r>
-            <w:r>
-              <w:t>Audi,</w:t>
-            </w:r>
-            <w:r>
-              <w:rPr>
-                <w:spacing w:val="-9"/>
-              </w:rPr>
-              <w:t xml:space="preserve"> </w:t>
-            </w:r>
-            <w:r>
-              <w:t>Cupra,</w:t>
-            </w:r>
-            <w:r>
-              <w:rPr>
-                <w:spacing w:val="-8"/>
-              </w:rPr>
-              <w:t xml:space="preserve"> </w:t>
-            </w:r>
-            <w:r>
-              <w:t>Seat,</w:t>
-            </w:r>
-            <w:r>
-              <w:rPr>
-                <w:spacing w:val="-9"/>
-              </w:rPr>
-              <w:t xml:space="preserve"> </w:t>
-            </w:r>
-            <w:r>
-              <w:t>and</w:t>
-            </w:r>
-            <w:r>
-              <w:rPr>
-                <w:spacing w:val="-13"/>
-              </w:rPr>
-              <w:t xml:space="preserve"> </w:t>
-            </w:r>
-            <w:r>
-              <w:t>Skoda</w:t>
-            </w:r>
-            <w:r>
-              <w:rPr>
-                <w:spacing w:val="-10"/>
-              </w:rPr>
-              <w:t xml:space="preserve"> </w:t>
-            </w:r>
-            <w:r>
-              <w:t>(Automobile</w:t>
-            </w:r>
-            <w:r>
-              <w:rPr>
-                <w:spacing w:val="-4"/>
-              </w:rPr>
-              <w:t xml:space="preserve"> </w:t>
-            </w:r>
-            <w:r>
-              <w:rPr>
-                <w:spacing w:val="-2"/>
-              </w:rPr>
-              <w:t>companies)</w:t>
+              <w:t xml:space="preserve">Test Lead on Payment Platform area </w:t>
             </w:r>
           </w:p>
         </w:tc>
@@ -3315,7 +3277,13 @@
               <w:t>Selenium</w:t>
             </w:r>
             <w:r>
-              <w:t xml:space="preserve"> &amp; JavaScript</w:t>
+              <w:t xml:space="preserve"> &amp; </w:t>
+            </w:r>
+            <w:r>
+              <w:t xml:space="preserve">Java &amp; </w:t>
+            </w:r>
+            <w:r>
+              <w:t>JavaScript</w:t>
             </w:r>
             <w:r>
               <w:rPr>
@@ -3324,7 +3292,13 @@
               <w:t xml:space="preserve"> </w:t>
             </w:r>
             <w:r>
-              <w:t>(NodeJS, Mocha), GitHub Actions, Git, Jira, Xray, Confluence,</w:t>
+              <w:t>(NodeJS, M</w:t>
+            </w:r>
+            <w:r>
+              <w:t>aven</w:t>
+            </w:r>
+            <w:r>
+              <w:t>), GitHub Actions, Git, Jira, Xray, Confluence,</w:t>
             </w:r>
             <w:r>
               <w:rPr>
@@ -8539,12 +8513,14 @@
                 <w:sz w:val="20"/>
               </w:rPr>
             </w:pPr>
+            <w:proofErr w:type="spellStart"/>
             <w:r>
               <w:rPr>
                 <w:sz w:val="20"/>
               </w:rPr>
               <w:t>Inatel</w:t>
             </w:r>
+            <w:proofErr w:type="spellEnd"/>
             <w:r>
               <w:rPr>
                 <w:spacing w:val="-6"/>
@@ -9057,6 +9033,7 @@
                 <w:szCs w:val="20"/>
               </w:rPr>
             </w:pPr>
+            <w:proofErr w:type="spellStart"/>
             <w:r>
               <w:rPr>
                 <w:rFonts w:asciiTheme="minorHAnsi" w:hAnsiTheme="minorHAnsi" w:cstheme="minorHAnsi"/>
@@ -9066,6 +9043,7 @@
               </w:rPr>
               <w:t>bSTQB</w:t>
             </w:r>
+            <w:proofErr w:type="spellEnd"/>
           </w:p>
         </w:tc>
         <w:tc>
@@ -9205,6 +9183,7 @@
                 <w:szCs w:val="20"/>
               </w:rPr>
             </w:pPr>
+            <w:proofErr w:type="spellStart"/>
             <w:r>
               <w:rPr>
                 <w:rFonts w:asciiTheme="minorHAnsi" w:hAnsiTheme="minorHAnsi" w:cstheme="minorHAnsi"/>
@@ -9214,6 +9193,7 @@
               </w:rPr>
               <w:t>iSTQB</w:t>
             </w:r>
+            <w:proofErr w:type="spellEnd"/>
           </w:p>
         </w:tc>
         <w:tc>
@@ -10123,6 +10103,7 @@
                 <w:sz w:val="20"/>
               </w:rPr>
             </w:pPr>
+            <w:proofErr w:type="spellStart"/>
             <w:r>
               <w:rPr>
                 <w:spacing w:val="-4"/>
@@ -10130,6 +10111,7 @@
               </w:rPr>
               <w:t>iPed</w:t>
             </w:r>
+            <w:proofErr w:type="spellEnd"/>
             <w:r>
               <w:rPr>
                 <w:spacing w:val="-4"/>
